--- a/reports/2026-10-18/YouTube_AI趨勢研究雷達_2026-10-18_完整報告.docx
+++ b/reports/2026-10-18/YouTube_AI趨勢研究雷達_2026-10-18_完整報告.docx
@@ -12,7 +12,7 @@
     </w:p>
     <w:p>
       <w:r>
-        <w:t>自動產出時間：2026-10-18T00:19:57.940260+00:00 | 資料來源：YouTube Research MCP | 近72h去重樣本：39</w:t>
+        <w:t>自動產出時間：2026-10-18T23:50:32.093165+00:00 | 資料來源：YouTube Research MCP | 近72h去重樣本：39</w:t>
       </w:r>
     </w:p>
     <w:p>
@@ -38,79 +38,79 @@
     </w:p>
     <w:p>
       <w:r>
-        <w:t>1. 為什麼我勸你別再學 AI 賺錢？真正值錢的是這個｜冏冏的文字與資本主義｜68,215 views｜2026-10-15T13:19:47Z</w:t>
+        <w:t>1. THE FIRST PROMPT｜#usutaku_channel｜29,204 views｜2026-10-17T14:19:59Z</w:t>
         <w:br/>
-        <w:t>https://www.youtube.com/watch?v=DsIVG-u5jRE</w:t>
+        <w:t>https://www.youtube.com/watch?v=LSG8uiijxYI</w:t>
       </w:r>
     </w:p>
     <w:p>
       <w:r>
-        <w:t>2. The New Way To Make Money With AI T-Shirts｜Wholesale Ted｜30,878 views｜2026-10-15T17:24:54Z</w:t>
-        <w:br/>
-        <w:t>https://www.youtube.com/watch?v=B8tz98nynLg</w:t>
-      </w:r>
-    </w:p>
-    <w:p>
-      <w:r>
-        <w:t>3. 【神機能】Opus5.5がヤバすぎたので徹底解説しました【Claude Code】｜ここなのAI大学｜23,910 views｜2026-10-16T09:00:04Z</w:t>
+        <w:t>2. 【神機能】Opus5.5がヤバすぎたので徹底解説しました【Claude Code】｜ここなのAI大学｜27,784 views｜2026-10-16T09:00:04Z</w:t>
         <w:br/>
         <w:t>https://www.youtube.com/watch?v=qH9kPLSJMdg</w:t>
       </w:r>
     </w:p>
     <w:p>
       <w:r>
-        <w:t>4. THE #1 A.I.  PASSIVE INCOME SIDE HUSTLE FOR 2027｜Kimberly Mitchell｜14,187 views｜2026-10-16T18:15:27Z</w:t>
+        <w:t>3. 【最新副業】Canva×AIデジタルペーパー副業‼️月10万円を稼ぐ全手順・ロードマップ｜mikimiki web スクール｜17,291 views｜2026-10-17T10:12:28Z</w:t>
         <w:br/>
-        <w:t>https://www.youtube.com/watch?v=IZsj0UgN5RU</w:t>
+        <w:t>https://www.youtube.com/watch?v=_OdzKNRzeN8</w:t>
       </w:r>
     </w:p>
     <w:p>
       <w:r>
-        <w:t>5. 【2026年最新】中学生からYouTube！？ChatGPTで月●●万円稼ぐ方法！顔出し・声出し無し！超初心者向け徹底解説【AI副業】｜あべむつき【ラッキーマイン】｜8,119 views｜2026-10-17T11:00:08Z</w:t>
+        <w:t>4. 【視聴者が実際に稼いだ‼️】AI動画で2ヶ月で登録者10万人！顔出し・声出しなしでAI×YouTubeで月●●万円稼いだ方法を超初心者向け徹底解説【AI副業】｜あべむつき【ラッキーマイン】｜16,920 views｜2026-10-17T11:00:08Z</w:t>
         <w:br/>
         <w:t>https://www.youtube.com/watch?v=rxTMoFZC3bs</w:t>
       </w:r>
     </w:p>
     <w:p>
       <w:r>
-        <w:t>6. i need the last girls JOB!! #miami #higgsfieldpartner #sidehustle #ai #tutorial @higgsfield.ai｜Keek Hustles｜7,679 views｜2026-10-15T18:31:27Z</w:t>
+        <w:t>5. 【AI時代の稼ぎ方】1人起業したい会社員が、今始めるべき副業！｜【副業・起業】大将の1人起業道場@SOL Inc.｜13,195 views｜2026-10-16T11:00:03Z</w:t>
         <w:br/>
-        <w:t>https://www.youtube.com/watch?v=WUOQYAT1lyo</w:t>
+        <w:t>https://www.youtube.com/watch?v=eLXJnnO-KXA</w:t>
       </w:r>
     </w:p>
     <w:p>
       <w:r>
-        <w:t>7. 【ガチ検証】AIの助言だけで2週間起業した男の末路がヤバ過ぎた。｜AIに任せた男たち｜7,417 views｜2026-10-15T11:00:29Z</w:t>
+        <w:t>6. 【詰みます】AI×noteで稼げるのは今だけ？収益化の弊害が出る構造的理由｜note研究家ひらかわ｜10,026 views｜2026-10-17T09:00:17Z</w:t>
         <w:br/>
-        <w:t>https://www.youtube.com/watch?v=lbZNvXYuRjA</w:t>
+        <w:t>https://www.youtube.com/watch?v=zi65-akmWUc</w:t>
       </w:r>
     </w:p>
     <w:p>
       <w:r>
-        <w:t>8. 【最新副業】Canva×AIデジタルペーパー副業‼️月10万円を稼ぐ全手順・ロードマップ｜mikimiki web スクール｜7,226 views｜2026-10-17T10:12:28Z</w:t>
-        <w:br/>
-        <w:t>https://www.youtube.com/watch?v=_OdzKNRzeN8</w:t>
-      </w:r>
-    </w:p>
-    <w:p>
-      <w:r>
-        <w:t>9. 1000+天实践后总结的最强【AI赚钱】实际用法，零基础，零门槛，绝对比你想象中简单｜澳洲Henry｜6,641 views｜2026-10-16T08:30:00Z</w:t>
+        <w:t>7. 1000+天实践后总结的最强【AI赚钱】实际用法，零基础，零门槛，绝对比你想象中简单｜澳洲Henry｜7,520 views｜2026-10-16T08:30:00Z</w:t>
         <w:br/>
         <w:t>https://www.youtube.com/watch?v=-kofRzxiw9c</w:t>
       </w:r>
     </w:p>
     <w:p>
       <w:r>
-        <w:t>10. 【詰みます】AI×noteで稼げるのは今だけ？収益化の弊害が出る構造的理由｜note研究家ひらかわ｜5,733 views｜2026-10-17T09:00:17Z</w:t>
+        <w:t>8. this lazy ai side hustle makes me $1000/week｜Alex ｜7,395 views｜2026-10-16T12:50:28Z</w:t>
         <w:br/>
-        <w:t>https://www.youtube.com/watch?v=zi65-akmWUc</w:t>
+        <w:t>https://www.youtube.com/watch?v=mjyEqVKW2Os</w:t>
+      </w:r>
+    </w:p>
+    <w:p>
+      <w:r>
+        <w:t>9. 【ガチ検証】実績0の借金持ちニートにnote副業を教えたら、1ヶ月で15万円稼げちゃった話｜かけち｜6,215 views｜2026-10-16T11:00:22Z</w:t>
+        <w:br/>
+        <w:t>https://www.youtube.com/watch?v=e6OLwAshBgw</w:t>
+      </w:r>
+    </w:p>
+    <w:p>
+      <w:r>
+        <w:t>10. 【2027年版】Threads×note完全攻略！Claudeで自動化する全手順｜スレッズAI副業の始め方｜で​ぷれ-AIヲタク｜5,157 views｜2026-10-17T11:00:17Z</w:t>
+        <w:br/>
+        <w:t>https://www.youtube.com/watch?v=sBUZEPju68E</w:t>
       </w:r>
     </w:p>
     <w:p>
       <w:r>
         <w:drawing>
           <wp:inline xmlns:a="http://schemas.openxmlformats.org/drawingml/2006/main" xmlns:pic="http://schemas.openxmlformats.org/drawingml/2006/picture">
-            <wp:extent cx="5852160" cy="5416507"/>
+            <wp:extent cx="5852160" cy="5332118"/>
             <wp:docPr id="1" name="Picture 1"/>
             <wp:cNvGraphicFramePr>
               <a:graphicFrameLocks noChangeAspect="1"/>
@@ -131,7 +131,7 @@
                   <pic:spPr>
                     <a:xfrm>
                       <a:off x="0" y="0"/>
-                      <a:ext cx="5852160" cy="5416507"/>
+                      <a:ext cx="5852160" cy="5332118"/>
                     </a:xfrm>
                     <a:prstGeom prst="rect"/>
                   </pic:spPr>
@@ -152,47 +152,27 @@
     </w:p>
     <w:p>
       <w:r>
-        <w:t>為什麼我勸你別再學 AI 賺錢？真正值錢的是這個｜實際取得留言 20 則</w:t>
+        <w:t>THE FIRST PROMPT｜實際取得留言 14 則</w:t>
       </w:r>
     </w:p>
     <w:p>
       <w:r>
-        <w:t>・領取 Saily 上網方案的獨家 85 折優惠！結帳時使用優惠碼 KYONTW，下載 Saily 應用程式或前往 https://saily.com/kyontw</w:t>
+        <w:t>・タスク管理アプリを作りたい →極論これだけでもいい。何を作るか宣言。  Webアプリ、モバイルファースト →iOSなのか、PC用なのか、必ず指定する  開いた瞬間メモができることにこだわって →アプリのこだわりをいれると汲み取ってくれる  タスクはフリックでステータス管理したい →操作を言及すると形にしやすい  デザインは liquid Glass UIで白ベース →Appleが出してるデザインガイド参照する。  UI UXにアニメーシ</w:t>
       </w:r>
     </w:p>
     <w:p>
       <w:r>
-        <w:t>・天啊內容太充實了，看到賺到，我要分享給我的摯友們一起學🌞</w:t>
+        <w:t>・YouTube開いて最初のショートがこれはヤバいてwwww</w:t>
       </w:r>
     </w:p>
     <w:p>
       <w:r>
-        <w:t>・真的好厲害，影片滿滿乾貨，停不下來，甚至還覺得這是可以免費聽的嗎？ 即便我是創業者，也學習到很多，有些東西我還覺得 “哇靠！我的員工聽了怎麼得了？ 應該明天就跟我說不幹了 ” 真的很有料，立刻訂閱您</w:t>
+        <w:t>・がっち天才です</w:t>
       </w:r>
     </w:p>
     <w:p>
       <w:r>
-        <w:t>The New Way To Make Money With AI T-Shirts｜實際取得留言 20 則</w:t>
-      </w:r>
-    </w:p>
-    <w:p>
-      <w:r>
-        <w:t>・🙋 POLL! Do you prefer longer videos or shorter videos? Your opinion means a lot to me, thank you if you take time to share it! 🙏</w:t>
-      </w:r>
-    </w:p>
-    <w:p>
-      <w:r>
-        <w:t>・This is a great video you gave the full workflow</w:t>
-      </w:r>
-    </w:p>
-    <w:p>
-      <w:r>
-        <w:t>・I think your video should be as long as they need to be, although I don’t mind long videos because you do good instructional videos</w:t>
-      </w:r>
-    </w:p>
-    <w:p>
-      <w:r>
-        <w:t>【神機能】Opus5.5がヤバすぎたので徹底解説しました【Claude Code】｜實際取得留言 9 則</w:t>
+        <w:t>【神機能】Opus5.5がヤバすぎたので徹底解説しました【Claude Code】｜實際取得留言 11 則</w:t>
       </w:r>
     </w:p>
     <w:p>
@@ -202,37 +182,42 @@
     </w:p>
     <w:p>
       <w:r>
+        <w:t>・このチャンネル観てる人はAIの情報では無くココナさんを鑑賞しに来ているのは私は知っています</w:t>
+      </w:r>
+    </w:p>
+    <w:p>
+      <w:r>
         <w:t>・12:00 ここなのスタバシーン</w:t>
       </w:r>
     </w:p>
     <w:p>
       <w:r>
-        <w:t>・このお姉さんの団体、この間、新大阪から新幹線乗り込んできてたでw なんか見たことあるて、ホクロで気づいたわw</w:t>
+        <w:t>【最新副業】Canva×AIデジタルペーパー副業‼️月10万円を稼ぐ全手順・ロードマップ｜實際取得留言 2 則</w:t>
       </w:r>
     </w:p>
     <w:p>
       <w:r>
-        <w:t>THE #1 A.I.  PASSIVE INCOME SIDE HUSTLE FOR 2027｜實際取得留言 17 則</w:t>
+        <w:t>・✅【日本初Canva公式アンバサダーが教える】ゼロから始めるCanva完全マスター講座▼ https://www.ririanschool.com/courses/0-canva-web ✅勉強会参加、おすすめGPTs、プロンプト集等の受け取りはこちら！ https://liff.line.me/2002090331-7n8Wl5d4/landing?follow=%40540dlsgo&amp;lp=EhB1HE&amp;liff_id=200209</w:t>
       </w:r>
     </w:p>
     <w:p>
       <w:r>
-        <w:t>・I put together a FREE guide for you &amp; packed it with literally everything you need to start this AI art shop business &amp; actually work through it step by step. Setting up your tools, figuring out what sells, prompt templa</w:t>
+        <w:t>・chat gptにデジタルペーパーを作ってもらうのはダメなのでしょうか？</w:t>
       </w:r>
     </w:p>
     <w:p>
       <w:r>
-        <w:t>・Well done on the 200k subscribers - you deserve it, and more!</w:t>
+        <w:t>【視聴者が実際に稼いだ‼️】AI動画で2ヶ月で登録者10万人！顔出し・声出しなしでAI×YouTubeで月●●万円稼いだ方法を超初心者向け徹底解説【AI副業】｜實際取得留言 5 則</w:t>
       </w:r>
     </w:p>
     <w:p>
       <w:r>
-        <w:t>・The free guide is amazing, thank you Kimberly 🙏🏽</w:t>
+        <w:t>・よる子さんの考え方と、みんなになって欲しいと言う懐の広さが脱帽です。</w:t>
       </w:r>
     </w:p>
     <w:p>
       <w:r>
-        <w:t>【2026年最新】中学生からYouTube！？ChatGPTで月●●万円稼ぐ方法！顔出し・声出し無し！超初心者向け徹底解説【AI副業】｜實際取得留言 1 則</w:t>
+        <w:t>・有意義な動画になりました！！ また、同じ長崎で、まさかあの動画を作成されている方がいるとは、勇気づけられました！！ 私も負けずに頑張っていきたいと思います。</w:t>
       </w:r>
     </w:p>
     <w:p>
@@ -242,47 +227,67 @@
     </w:p>
     <w:p>
       <w:r>
-        <w:t>i need the last girls JOB!! #miami #higgsfieldpartner #sidehustle #ai #tutorial @higgsfield.ai｜實際取得留言 4 則</w:t>
+        <w:t>【AI時代の稼ぎ方】1人起業したい会社員が、今始めるべき副業！｜實際取得留言 0 則</w:t>
       </w:r>
     </w:p>
     <w:p>
       <w:r>
-        <w:t>・Better idea: actually make creative and entertaining content rather than ai slop that waste water and steals others work!</w:t>
+        <w:t>【詰みます】AI×noteで稼げるのは今だけ？収益化の弊害が出る構造的理由｜實際取得留言 10 則</w:t>
       </w:r>
     </w:p>
     <w:p>
       <w:r>
-        <w:t>・bro.... shorts don t pay 1k per mill thats only long form those chatgpt plugin ads are SO ANNOYING</w:t>
+        <w:t>・・いちばん痛かったこと コンテンツ販売で稼ぐために、３ヶ月のプログラムに24万円払ったが、無料で学べる情報ばかりで中身がスカスカだった  ・当時の思い込み 大金を注ぎ込めば、それに見合った結果が出るだろうと思っていた</w:t>
       </w:r>
     </w:p>
     <w:p>
       <w:r>
-        <w:t>・Remember the last video..weeks ago? When you were dog walkers making 12 and Pilates instructors making 50? Ya be lying.</w:t>
+        <w:t>・熱量は伝わった、</w:t>
       </w:r>
     </w:p>
     <w:p>
       <w:r>
-        <w:t>【ガチ検証】AIの助言だけで2週間起業した男の末路がヤバ過ぎた。｜實際取得留言 2 則</w:t>
+        <w:t>・書籍、購入しました。 自分なりに重要だと感じた内容はメモし、これから活用していきます。</w:t>
       </w:r>
     </w:p>
     <w:p>
       <w:r>
-        <w:t>・最後まで見てくれてありがとうございます🙏 動画で紹介した無料特典（限定動画「スキル0から月10万円を目指す5つのステップ」＋プロンプト集など）は、公式LINEで【クリエイター】と送ると受け取れます👇 https://page.line.me/775nnffu  あなたなら、Claudeにどんな商売を任せますか？コメントで教えてください！</w:t>
+        <w:t>1000+天实践后总结的最强【AI赚钱】实际用法，零基础，零门槛，绝对比你想象中简单｜實際取得留言 8 則</w:t>
       </w:r>
     </w:p>
     <w:p>
       <w:r>
-        <w:t>・某Claudeが運営する店でClaude店長が勝手にクーポンを発行しすぎたのと似たようなものかと思ったらまさかの…ｗ</w:t>
+        <w:t>・感激🎉</w:t>
       </w:r>
     </w:p>
     <w:p>
       <w:r>
-        <w:t>【最新副業】Canva×AIデジタルペーパー副業‼️月10万円を稼ぐ全手順・ロードマップ｜實際取得留言 1 則</w:t>
+        <w:t>・报名最新Henry亲自现场交付的3天AI实战线上体验课：http://hatchingroup.com/aic 带着最新的经验工具和最简单的方法，一起开启全新AI事业捷径，限时优惠体验价 售完即止</w:t>
       </w:r>
     </w:p>
     <w:p>
       <w:r>
-        <w:t>・✅【日本初Canva公式アンバサダーが教える】ゼロから始めるCanva完全マスター講座▼ https://www.ririanschool.com/courses/0-canva-web ✅勉強会参加、おすすめGPTs、プロンプト集等の受け取りはこちら！ https://liff.line.me/2002090331-7n8Wl5d4/landing?follow=%40540dlsgo&amp;lp=EhB1HE&amp;liff_id=200209</w:t>
+        <w:t>・請問參加了你這個訓練营之後，你這個AI能賺錢是（指能幫忙在股票里賺錢嗎？）</w:t>
+      </w:r>
+    </w:p>
+    <w:p>
+      <w:r>
+        <w:t>this lazy ai side hustle makes me $1000/week｜實際取得留言 10 則</w:t>
+      </w:r>
+    </w:p>
+    <w:p>
+      <w:r>
+        <w:t>・Get access to Trend2Design: https://trend2designs.com/</w:t>
+      </w:r>
+    </w:p>
+    <w:p>
+      <w:r>
+        <w:t>・Hello Alex, I wasn't really hearing your words well. What app can I use to generate images( I want to use the one you used), and where can I upload it to? Thanks.</w:t>
+      </w:r>
+    </w:p>
+    <w:p>
+      <w:r>
+        <w:t>・how do we send the photos with frames?</w:t>
       </w:r>
     </w:p>
     <w:p>
